--- a/reports/generated reports/Windsor_Food_Trucks_Copied_And_Pasted_report.docx
+++ b/reports/generated reports/Windsor_Food_Trucks_Copied_And_Pasted_report.docx
@@ -4,200 +4,235 @@
   <w:body>
     <w:p>
       <w:r>
-        <w:t>## Food Truck Licensing Report for Windsor, Ontario</w:t>
+        <w:t>### Food Truck Licensing and Operating Report for Windsor, Ontario</w:t>
         <w:br/>
         <w:br/>
-        <w:t>### Scoring</w:t>
+        <w:t>#### Summary</w:t>
+        <w:br/>
+        <w:t>Windsor, Ontario offers a moderately structured framework for food truck operations. Below are the various components evaluated for compliance and support, along with recommendations for potential improvements.</w:t>
         <w:br/>
         <w:br/>
-        <w:t>1. **Dedicated Webpage for Food Trucks**: 1 point</w:t>
-        <w:br/>
-        <w:t xml:space="preserve">    - Windsor provides a section/sub-section on a municipal webpage for food trucks, aligned with other food business information.</w:t>
-        <w:br/>
-        <w:t xml:space="preserve">   </w:t>
-        <w:br/>
-        <w:t>2. **Application Checklist**: 1 point</w:t>
-        <w:br/>
-        <w:t xml:space="preserve">    - An application form is provided with some components similar to a checklist, but there is no dedicated checklist.</w:t>
+        <w:t>#### Evaluation</w:t>
         <w:br/>
         <w:br/>
-        <w:t>3. **Operational Guide**: 0 points</w:t>
+        <w:t>1. **Dedicated Webpage/Section for Food Trucks**</w:t>
         <w:br/>
-        <w:t xml:space="preserve">    - No operational guide specifically for food truck entrepreneurs is available.</w:t>
+        <w:t xml:space="preserve">   - **Score**: 1 point</w:t>
+        <w:br/>
+        <w:t xml:space="preserve">   - **Findings**: Food truck information is available under a broader municipal licensing section that includes other businesses.</w:t>
         <w:br/>
         <w:br/>
-        <w:t>4. **Bylaws Display and Accessibility**: 1 point</w:t>
+        <w:t>2. **Application Checklist for Food Trucks**</w:t>
         <w:br/>
-        <w:t xml:space="preserve">    - Bylaws are listed on a page with food business licensing information, but they are not very accessible to users with disabilities.</w:t>
+        <w:t xml:space="preserve">   - **Score**: 1 point</w:t>
+        <w:br/>
+        <w:t xml:space="preserve">   - **Findings**: An application form is provided, with some steps included, but there isn't a detailed checklist.</w:t>
         <w:br/>
         <w:br/>
-        <w:t>5. **Penalties for Bylaw Violations**: 0 points</w:t>
+        <w:t>3. **Operational Guide**</w:t>
         <w:br/>
-        <w:t xml:space="preserve">    - Penalties specific to food trucks are mentioned without detailed descriptions or fine values.</w:t>
+        <w:t xml:space="preserve">   - **Score**: 0 points</w:t>
         <w:br/>
-        <w:t xml:space="preserve">   </w:t>
-        <w:br/>
-        <w:t>6. **Provincial Business License**: 2 points</w:t>
-        <w:br/>
-        <w:t xml:space="preserve">    - Information and requirements for this license are provided with relevant links.</w:t>
-        <w:br/>
-        <w:t xml:space="preserve">   </w:t>
-        <w:br/>
-        <w:t>7. **Provincial Food Business License**: 1 point</w:t>
-        <w:br/>
-        <w:t xml:space="preserve">    - Mentioned, but information on this license is limited.</w:t>
-        <w:br/>
-        <w:t xml:space="preserve">   </w:t>
-        <w:br/>
-        <w:t>8. **Municipal Business License**: 1 point</w:t>
-        <w:br/>
-        <w:t xml:space="preserve">    - Mentions appear, but detailed information is limited.</w:t>
-        <w:br/>
-        <w:t xml:space="preserve">   </w:t>
-        <w:br/>
-        <w:t>9. **Municipal Food Business/Food Truck License**: 1 point</w:t>
-        <w:br/>
-        <w:t xml:space="preserve">    - Mentioned with limited information and an application process outlined.</w:t>
-        <w:br/>
-        <w:t xml:space="preserve">   </w:t>
-        <w:br/>
-        <w:t>10. **Retail License for CPG**: 2 points</w:t>
-        <w:br/>
-        <w:t xml:space="preserve">    - Not required.</w:t>
-        <w:br/>
-        <w:t xml:space="preserve">   </w:t>
-        <w:br/>
-        <w:t>11. **Curbside Vending Permissions**: 1 point</w:t>
-        <w:br/>
-        <w:t xml:space="preserve">    - Allowed with general language restrictions.</w:t>
-        <w:br/>
-        <w:t xml:space="preserve">   </w:t>
-        <w:br/>
-        <w:t>12. **On-Street Parking Fees**: 1 point</w:t>
-        <w:br/>
-        <w:t xml:space="preserve">    - Requires a seasonal permit purchase.</w:t>
-        <w:br/>
-        <w:t xml:space="preserve">   </w:t>
-        <w:br/>
-        <w:t>13. **Operating Hours According to Noise Bylaws**: 0 points</w:t>
-        <w:br/>
-        <w:t xml:space="preserve">    - Unspecified.</w:t>
-        <w:br/>
-        <w:t xml:space="preserve">    </w:t>
-        <w:br/>
-        <w:t>14. **Operating Hours According to Traffic Bylaws**: 0 points</w:t>
-        <w:br/>
-        <w:t xml:space="preserve">    - Unspecified.</w:t>
-        <w:br/>
-        <w:t xml:space="preserve">    </w:t>
-        <w:br/>
-        <w:t>15. **Time Restrictions for Operation**: 0 points</w:t>
-        <w:br/>
-        <w:t xml:space="preserve">    - Unspecified.</w:t>
+        <w:t xml:space="preserve">   - **Findings**: No operational guide provided.</w:t>
         <w:br/>
         <w:br/>
-        <w:t>16. **CPG Sale Permissions**: 0 points</w:t>
+        <w:t>4. **Display of Bylaws**</w:t>
         <w:br/>
-        <w:t xml:space="preserve">    - Unspecified.</w:t>
+        <w:t xml:space="preserve">   - **Score**: 1 point</w:t>
+        <w:br/>
+        <w:t xml:space="preserve">   - **Findings**: Bylaws are listed but linked through referenced documents, not directly on the food truck page.</w:t>
         <w:br/>
         <w:br/>
-        <w:t>17. **Private Property Operation**: 0 points</w:t>
+        <w:t>5. **Accessibility of Bylaws**</w:t>
         <w:br/>
-        <w:t xml:space="preserve">    - Unspecified.</w:t>
+        <w:t xml:space="preserve">   - **Score**: 0 points</w:t>
+        <w:br/>
+        <w:t xml:space="preserve">   - **Findings**: Bylaws do not appear to have enhanced accessibility features.</w:t>
         <w:br/>
         <w:br/>
-        <w:t>18. **Proximity to Other Food Businesses**: 0 points</w:t>
+        <w:t>6. **Penalties for Violating Food Truck Bylaws**</w:t>
         <w:br/>
-        <w:t xml:space="preserve">    - Limited by proximity requirements, especially in specified BIAs.</w:t>
+        <w:t xml:space="preserve">   - **Score**: 1 point</w:t>
+        <w:br/>
+        <w:t xml:space="preserve">   - **Findings**: Generalized penalties are mentioned, but no fine values provided.</w:t>
         <w:br/>
         <w:br/>
-        <w:t>19. **Proximity to Non-Food Businesses**: 0 points</w:t>
+        <w:t>7. **Provincial Business License**</w:t>
         <w:br/>
-        <w:t xml:space="preserve">    - Limited by proximity requirements or unspecified.</w:t>
+        <w:t xml:space="preserve">   - **Score**: 1 point</w:t>
+        <w:br/>
+        <w:t xml:space="preserve">   - **Findings**: License is mentioned, but detailed guidance is limited.</w:t>
         <w:br/>
         <w:br/>
-        <w:t>20. **Number of Trucks in Geographic Area**: 0 points</w:t>
+        <w:t>8. **Provincial Food Business License**</w:t>
         <w:br/>
-        <w:t xml:space="preserve">    - Limited in certain areas, especially within special zones like BIAs.</w:t>
+        <w:t xml:space="preserve">   - **Score**: 2 points</w:t>
+        <w:br/>
+        <w:t xml:space="preserve">   - **Findings**: Not required for this jurisdiction.</w:t>
         <w:br/>
         <w:br/>
-        <w:t>21. **Designated Parking Spaces for Trucks**: 0 points</w:t>
+        <w:t>9. **Municipal Business License**</w:t>
         <w:br/>
-        <w:t xml:space="preserve">    - Limited, and designated locations are not clearly defined.</w:t>
+        <w:t xml:space="preserve">   - **Score**: 1 point</w:t>
+        <w:br/>
+        <w:t xml:space="preserve">   - **Findings**: Mentions appear, but information is limited.</w:t>
         <w:br/>
         <w:br/>
-        <w:t>22. **Restrictions on Private Property**: 0 points</w:t>
+        <w:t>10. **Municipal Food Truck License**</w:t>
         <w:br/>
-        <w:t xml:space="preserve">    - There are unspecified or additional restrictions.</w:t>
+        <w:t xml:space="preserve">    - **Score**: 2 points</w:t>
+        <w:br/>
+        <w:t xml:space="preserve">    - **Findings**: Information and requirements are provided with relevant links.</w:t>
         <w:br/>
         <w:br/>
-        <w:t>23. **Local Authority for Food Safety**: 1 point</w:t>
+        <w:t>11. **Retail License for Consumer Packaged Goods**</w:t>
         <w:br/>
-        <w:t xml:space="preserve">    - Municipality names the local health authority without links.</w:t>
+        <w:t xml:space="preserve">    - **Score**: 2 points</w:t>
+        <w:br/>
+        <w:t xml:space="preserve">    - **Findings**: Not required for this jurisdiction.</w:t>
         <w:br/>
         <w:br/>
-        <w:t>24. **Link to Food Safety Authority**: 0 points</w:t>
+        <w:t>12. **Curbside Vending Parking**</w:t>
         <w:br/>
-        <w:t xml:space="preserve">    - No direct link provided to the specific authority responsible for food safety.</w:t>
+        <w:t xml:space="preserve">    - **Score**: 1 point</w:t>
+        <w:br/>
+        <w:t xml:space="preserve">    - **Findings**: Allowed but with general restrictions.</w:t>
         <w:br/>
         <w:br/>
-        <w:t>25. **Insurance Requirements**: 1 point</w:t>
+        <w:t>13. **Fees for On-Street Parking**</w:t>
         <w:br/>
-        <w:t xml:space="preserve">    - Some insurance requirements outlined, including minimum coverage.</w:t>
+        <w:t xml:space="preserve">    - **Score**: 0 points</w:t>
+        <w:br/>
+        <w:t xml:space="preserve">    - **Findings**: Fees unspecified in the document.</w:t>
         <w:br/>
         <w:br/>
-        <w:t>26. **Food Truck Interior Requirements**: 0 points</w:t>
+        <w:t>14. **Noise Bylaws Impact on Operating Hours**</w:t>
         <w:br/>
-        <w:t xml:space="preserve">    - Unspecified.</w:t>
+        <w:t xml:space="preserve">    - **Score**: 0 points</w:t>
+        <w:br/>
+        <w:t xml:space="preserve">    - **Findings**: Unspecified.</w:t>
         <w:br/>
         <w:br/>
-        <w:t>27. **Food Truck Exterior Requirements**: 1 point</w:t>
+        <w:t>15. **Traffic Bylaws Impact on Operating Hours**</w:t>
         <w:br/>
-        <w:t xml:space="preserve">    - Somewhat mentioned in bylaws with vague descriptions.</w:t>
+        <w:t xml:space="preserve">    - **Score**: 0 points</w:t>
+        <w:br/>
+        <w:t xml:space="preserve">    - **Findings**: Unspecified.</w:t>
         <w:br/>
         <w:br/>
-        <w:t>### Total Score: 15 out of 54</w:t>
+        <w:t>16. **Time Restrictions for Operation**</w:t>
+        <w:br/>
+        <w:t xml:space="preserve">    - **Score**: 0 points</w:t>
+        <w:br/>
+        <w:t xml:space="preserve">    - **Findings**: Unspecified.</w:t>
         <w:br/>
         <w:br/>
-        <w:t>### Key Information</w:t>
+        <w:t>17. **CPG Restrictions**</w:t>
+        <w:br/>
+        <w:t xml:space="preserve">    - **Score**: 0 points</w:t>
+        <w:br/>
+        <w:t xml:space="preserve">    - **Findings**: Unspecified.</w:t>
         <w:br/>
         <w:br/>
-        <w:t>- Fees for new food truck licenses vary by class, with fees reaching up to $414 for motorized trucks with on-board kitchens.</w:t>
+        <w:t>18. **Operating on Private Property**</w:t>
         <w:br/>
-        <w:t>- Mobile vendors need approvals from health authorities and may need insurance and safety checks as part of the application.</w:t>
+        <w:t xml:space="preserve">    - **Score**: 1 point</w:t>
+        <w:br/>
+        <w:t xml:space="preserve">    - **Findings**: Allowed with restrictions.</w:t>
         <w:br/>
         <w:br/>
-        <w:t>### Recommendations</w:t>
+        <w:t>19. **Proximity Restrictions to Food Service Businesses**</w:t>
+        <w:br/>
+        <w:t xml:space="preserve">    - **Score**: 0 points</w:t>
+        <w:br/>
+        <w:t xml:space="preserve">    - **Findings**: Limited by proximity requirements.</w:t>
         <w:br/>
         <w:br/>
-        <w:t>1. **Improve Information Accessibility**:</w:t>
+        <w:t>20. **Proximity Restrictions to Non-Food Service Businesses**</w:t>
         <w:br/>
-        <w:t xml:space="preserve">    - Create a dedicated, user-friendly webpage specifically for food truck information, including links to relevant bylaws and operational guides.</w:t>
+        <w:t xml:space="preserve">    - **Score**: 0 points</w:t>
+        <w:br/>
+        <w:t xml:space="preserve">    - **Findings**: Limited by proximity requirements to certain institutions.</w:t>
         <w:br/>
         <w:br/>
-        <w:t>2. **Develop Operational Guidelines**:</w:t>
+        <w:t>21. **Limitation on Number of Food Trucks**</w:t>
         <w:br/>
-        <w:t xml:space="preserve">    - Consider offering a comprehensive operational guide to help entrepreneurs understand the licensing process and operational requirements.</w:t>
+        <w:t xml:space="preserve">    - **Score**: 0 points</w:t>
         <w:br/>
-        <w:t xml:space="preserve">   </w:t>
-        <w:br/>
-        <w:t>3. **Explicit Penalties and Restrictions**:</w:t>
-        <w:br/>
-        <w:t xml:space="preserve">    - Clearly define penalties and restrictions related to food truck operations, providing transparency and clarity to operators.</w:t>
+        <w:t xml:space="preserve">    - **Findings**: Limited by geographic and zone restrictions.</w:t>
         <w:br/>
         <w:br/>
-        <w:t>4. **Environmental Health Links**:</w:t>
+        <w:t>22. **Designated Parking Locations**</w:t>
         <w:br/>
-        <w:t xml:space="preserve">    - Provide direct links to the local food safety authority's website to ensure vendors can easily access food safety guidelines and obtain necessary approvals.</w:t>
+        <w:t xml:space="preserve">    - **Score**: 1 point</w:t>
         <w:br/>
-        <w:t xml:space="preserve">    </w:t>
-        <w:br/>
-        <w:t>5. **Specify Operational Boundaries**:</w:t>
-        <w:br/>
-        <w:t xml:space="preserve">    - Clearly outline the specific areas where food trucks can operate, including parking restrictions and proximity requirements related to other businesses or institutions.</w:t>
+        <w:t xml:space="preserve">    - **Findings**: Designated locations provided through a map and document.</w:t>
         <w:br/>
         <w:br/>
-        <w:t>Implementing these recommendations will enhance support for food truck operators, improve compliance, and streamline the licensing process in Windsor.</w:t>
+        <w:t>23. **Additional Restrictions for Private Property Operation**</w:t>
+        <w:br/>
+        <w:t xml:space="preserve">    - **Score**: 0 points</w:t>
+        <w:br/>
+        <w:t xml:space="preserve">    - **Findings**: Unspecified.</w:t>
+        <w:br/>
+        <w:br/>
+        <w:t>24. **Local Authority for Food Safety Inspections**</w:t>
+        <w:br/>
+        <w:t xml:space="preserve">    - **Score**: 2 points</w:t>
+        <w:br/>
+        <w:t xml:space="preserve">    - **Findings**: Municipality names the authority and provides links with relevant information.</w:t>
+        <w:br/>
+        <w:br/>
+        <w:t>25. **Insurance Requirements**</w:t>
+        <w:br/>
+        <w:t xml:space="preserve">    - **Score**: 2 points</w:t>
+        <w:br/>
+        <w:t xml:space="preserve">    - **Findings**: Municipality details insurance requirements, providing information about coverage needs.</w:t>
+        <w:br/>
+        <w:br/>
+        <w:t>26. **Physical Requirements for Trucks (Interior)**</w:t>
+        <w:br/>
+        <w:t xml:space="preserve">    - **Score**: 0 points</w:t>
+        <w:br/>
+        <w:t xml:space="preserve">    - **Findings**: Unspecified.</w:t>
+        <w:br/>
+        <w:br/>
+        <w:t>27. **Exterior Appearance Requirements**</w:t>
+        <w:br/>
+        <w:t xml:space="preserve">    - **Score**: 0 points</w:t>
+        <w:br/>
+        <w:t xml:space="preserve">    - **Findings**: Unspecified.</w:t>
+        <w:br/>
+        <w:br/>
+        <w:t>#### Recommendations for Improvement</w:t>
+        <w:br/>
+        <w:t>- Develop and host a dedicated webpage specifically for food trucks to centralize all related information.</w:t>
+        <w:br/>
+        <w:t>- Provide a detailed application checklist to assist food truck owners in understanding all necessary steps and documentation.</w:t>
+        <w:br/>
+        <w:t>- Create a comprehensive operational guide to streamline the licensing process.</w:t>
+        <w:br/>
+        <w:t>- Enhance accessibility features for all online information and bylaw documentation.</w:t>
+        <w:br/>
+        <w:t>- Clearly specify fees associated with on-street parking for food trucks.</w:t>
+        <w:br/>
+        <w:t>- Define and publish clear noise and traffic regulation impacts on food truck operating hours.</w:t>
+        <w:br/>
+        <w:t>- Review and revise proximity restrictions to ensure equitable opportunities for food trucks near both food service and non-food service businesses.</w:t>
+        <w:br/>
+        <w:t>- Provide further clarity on exterior and interior requirements for food trucks to ensure compliance while operating.</w:t>
+        <w:br/>
+        <w:br/>
+        <w:t>#### Contact Information</w:t>
+        <w:br/>
+        <w:t>- Licensing Division Contact: licences@citywindsor.ca</w:t>
+        <w:br/>
+        <w:t>- Hours: 8:30 a.m. to 4:30 p.m., Monday to Friday (except holidays)</w:t>
+        <w:br/>
+        <w:t>- Phone: For general information, call 311; detailed inquiries, call (519) 255-6200.</w:t>
+        <w:br/>
+        <w:br/>
+        <w:t>This report highlights key areas that can be improved to foster a more supportive environment for food truck businesses in Windsor, Ontario.</w:t>
       </w:r>
     </w:p>
     <w:sectPr>

--- a/reports/generated reports/Windsor_Food_Trucks_Copied_And_Pasted_report.docx
+++ b/reports/generated reports/Windsor_Food_Trucks_Copied_And_Pasted_report.docx
@@ -4,235 +4,239 @@
   <w:body>
     <w:p>
       <w:r>
-        <w:t>### Food Truck Licensing and Operating Report for Windsor, Ontario</w:t>
+        <w:t xml:space="preserve">1. Municipality Report Overview  </w:t>
+        <w:br/>
+        <w:t>The document provides detailed information on the licensing fees, application requirements, and operational guidelines for mobile food vendors in Windsor, Ontario. It includes specific classes of vendors, associated costs, identification requirements, insurance requirements, and links to relevant bylaws.</w:t>
         <w:br/>
         <w:br/>
-        <w:t>#### Summary</w:t>
-        <w:br/>
-        <w:t>Windsor, Ontario offers a moderately structured framework for food truck operations. Below are the various components evaluated for compliance and support, along with recommendations for potential improvements.</w:t>
+        <w:t xml:space="preserve">2. Category Scores and Evidence  </w:t>
         <w:br/>
         <w:br/>
-        <w:t>#### Evaluation</w:t>
+        <w:t xml:space="preserve">Webpage Availability  </w:t>
+        <w:br/>
+        <w:t xml:space="preserve">Score: 0  </w:t>
+        <w:br/>
+        <w:t>Evidence: No dedicated food truck webpage or section found within the document.</w:t>
         <w:br/>
         <w:br/>
-        <w:t>1. **Dedicated Webpage/Section for Food Trucks**</w:t>
+        <w:t xml:space="preserve">Application Checklist  </w:t>
         <w:br/>
-        <w:t xml:space="preserve">   - **Score**: 1 point</w:t>
+        <w:t xml:space="preserve">Score: 1  </w:t>
         <w:br/>
-        <w:t xml:space="preserve">   - **Findings**: Food truck information is available under a broader municipal licensing section that includes other businesses.</w:t>
+        <w:t>Evidence: Application form provided includes some checklist elements but not explicitly formatted as a checklist.</w:t>
         <w:br/>
         <w:br/>
-        <w:t>2. **Application Checklist for Food Trucks**</w:t>
+        <w:t xml:space="preserve">Operational Guide  </w:t>
         <w:br/>
-        <w:t xml:space="preserve">   - **Score**: 1 point</w:t>
+        <w:t xml:space="preserve">Score: 0  </w:t>
         <w:br/>
-        <w:t xml:space="preserve">   - **Findings**: An application form is provided, with some steps included, but there isn't a detailed checklist.</w:t>
+        <w:t>Evidence: No operational guide found for new food truck entrepreneurs.</w:t>
         <w:br/>
         <w:br/>
-        <w:t>3. **Operational Guide**</w:t>
+        <w:t xml:space="preserve">Bylaws Availability  </w:t>
         <w:br/>
-        <w:t xml:space="preserve">   - **Score**: 0 points</w:t>
+        <w:t xml:space="preserve">Score: 0  </w:t>
         <w:br/>
-        <w:t xml:space="preserve">   - **Findings**: No operational guide provided.</w:t>
+        <w:t>Evidence: Bylaws are mentioned but not directly linked in the document.</w:t>
         <w:br/>
         <w:br/>
-        <w:t>4. **Display of Bylaws**</w:t>
+        <w:t xml:space="preserve">Accessibility of Bylaws  </w:t>
         <w:br/>
-        <w:t xml:space="preserve">   - **Score**: 1 point</w:t>
+        <w:t xml:space="preserve">Score: 0  </w:t>
         <w:br/>
-        <w:t xml:space="preserve">   - **Findings**: Bylaws are listed but linked through referenced documents, not directly on the food truck page.</w:t>
+        <w:t>Evidence: No mention of compliance with accessibility web standards for bylaws.</w:t>
         <w:br/>
         <w:br/>
-        <w:t>5. **Accessibility of Bylaws**</w:t>
+        <w:t xml:space="preserve">Penalties  </w:t>
         <w:br/>
-        <w:t xml:space="preserve">   - **Score**: 0 points</w:t>
+        <w:t xml:space="preserve">Score: 0  </w:t>
         <w:br/>
-        <w:t xml:space="preserve">   - **Findings**: Bylaws do not appear to have enhanced accessibility features.</w:t>
+        <w:t>Evidence: No detailed penalty information or fine values specific to food trucks provided.</w:t>
         <w:br/>
         <w:br/>
-        <w:t>6. **Penalties for Violating Food Truck Bylaws**</w:t>
+        <w:t xml:space="preserve">Provincial Business License  </w:t>
         <w:br/>
-        <w:t xml:space="preserve">   - **Score**: 1 point</w:t>
+        <w:t xml:space="preserve">Score: 0  </w:t>
         <w:br/>
-        <w:t xml:space="preserve">   - **Findings**: Generalized penalties are mentioned, but no fine values provided.</w:t>
+        <w:t>Evidence: No information provided regarding provincial business licenses.</w:t>
         <w:br/>
         <w:br/>
-        <w:t>7. **Provincial Business License**</w:t>
+        <w:t xml:space="preserve">Provincial Food Business License  </w:t>
         <w:br/>
-        <w:t xml:space="preserve">   - **Score**: 1 point</w:t>
+        <w:t xml:space="preserve">Score: 2  </w:t>
         <w:br/>
-        <w:t xml:space="preserve">   - **Findings**: License is mentioned, but detailed guidance is limited.</w:t>
+        <w:t>Evidence: Not required.</w:t>
         <w:br/>
         <w:br/>
-        <w:t>8. **Provincial Food Business License**</w:t>
+        <w:t xml:space="preserve">Municipal Business License  </w:t>
         <w:br/>
-        <w:t xml:space="preserve">   - **Score**: 2 points</w:t>
+        <w:t xml:space="preserve">Score: 0  </w:t>
         <w:br/>
-        <w:t xml:space="preserve">   - **Findings**: Not required for this jurisdiction.</w:t>
+        <w:t>Evidence: No information provided regarding this license, though application requirements mention a Business Licensing By-law.</w:t>
         <w:br/>
         <w:br/>
-        <w:t>9. **Municipal Business License**</w:t>
+        <w:t xml:space="preserve">Municipal Food Business/Food Truck License  </w:t>
         <w:br/>
-        <w:t xml:space="preserve">   - **Score**: 1 point</w:t>
+        <w:t xml:space="preserve">Score: 2  </w:t>
         <w:br/>
-        <w:t xml:space="preserve">   - **Findings**: Mentions appear, but information is limited.</w:t>
+        <w:t>Evidence: Detailed information provided on application requirements with links to relevant bylaws.</w:t>
         <w:br/>
         <w:br/>
-        <w:t>10. **Municipal Food Truck License**</w:t>
+        <w:t xml:space="preserve">Retail License for CPG  </w:t>
         <w:br/>
-        <w:t xml:space="preserve">    - **Score**: 2 points</w:t>
+        <w:t xml:space="preserve">Score: 2  </w:t>
         <w:br/>
-        <w:t xml:space="preserve">    - **Findings**: Information and requirements are provided with relevant links.</w:t>
+        <w:t>Evidence: Not required.</w:t>
         <w:br/>
         <w:br/>
-        <w:t>11. **Retail License for Consumer Packaged Goods**</w:t>
+        <w:t xml:space="preserve">Parking on City Streets  </w:t>
         <w:br/>
-        <w:t xml:space="preserve">    - **Score**: 2 points</w:t>
+        <w:t xml:space="preserve">Score: 0  </w:t>
         <w:br/>
-        <w:t xml:space="preserve">    - **Findings**: Not required for this jurisdiction.</w:t>
+        <w:t>Evidence: No information provided about curbside vending allowances.</w:t>
         <w:br/>
         <w:br/>
-        <w:t>12. **Curbside Vending Parking**</w:t>
+        <w:t xml:space="preserve">Fees for Parking  </w:t>
         <w:br/>
-        <w:t xml:space="preserve">    - **Score**: 1 point</w:t>
+        <w:t xml:space="preserve">Score: 0  </w:t>
         <w:br/>
-        <w:t xml:space="preserve">    - **Findings**: Allowed but with general restrictions.</w:t>
+        <w:t>Evidence: No specific information regarding fees for on-street parking.</w:t>
         <w:br/>
         <w:br/>
-        <w:t>13. **Fees for On-Street Parking**</w:t>
+        <w:t xml:space="preserve">Noise Bylaws  </w:t>
         <w:br/>
-        <w:t xml:space="preserve">    - **Score**: 0 points</w:t>
+        <w:t xml:space="preserve">Score: 0  </w:t>
         <w:br/>
-        <w:t xml:space="preserve">    - **Findings**: Fees unspecified in the document.</w:t>
+        <w:t>Evidence: No information provided about operating hours relative to noise bylaws.</w:t>
         <w:br/>
         <w:br/>
-        <w:t>14. **Noise Bylaws Impact on Operating Hours**</w:t>
+        <w:t xml:space="preserve">Traffic Bylaws  </w:t>
         <w:br/>
-        <w:t xml:space="preserve">    - **Score**: 0 points</w:t>
+        <w:t xml:space="preserve">Score: 0  </w:t>
         <w:br/>
-        <w:t xml:space="preserve">    - **Findings**: Unspecified.</w:t>
+        <w:t>Evidence: No information provided about operating hours relative to traffic bylaws.</w:t>
         <w:br/>
         <w:br/>
-        <w:t>15. **Traffic Bylaws Impact on Operating Hours**</w:t>
+        <w:t xml:space="preserve">Operating Hours Restriction  </w:t>
         <w:br/>
-        <w:t xml:space="preserve">    - **Score**: 0 points</w:t>
+        <w:t xml:space="preserve">Score: 0  </w:t>
         <w:br/>
-        <w:t xml:space="preserve">    - **Findings**: Unspecified.</w:t>
+        <w:t>Evidence: No specified time restrictions mentioned for food truck operation.</w:t>
         <w:br/>
         <w:br/>
-        <w:t>16. **Time Restrictions for Operation**</w:t>
+        <w:t xml:space="preserve">CPG Restriction  </w:t>
         <w:br/>
-        <w:t xml:space="preserve">    - **Score**: 0 points</w:t>
+        <w:t xml:space="preserve">Score: 0  </w:t>
         <w:br/>
-        <w:t xml:space="preserve">    - **Findings**: Unspecified.</w:t>
+        <w:t>Evidence: No information provided about the sale of CPGs from food trucks.</w:t>
         <w:br/>
         <w:br/>
-        <w:t>17. **CPG Restrictions**</w:t>
+        <w:t xml:space="preserve">Private Property Operation  </w:t>
         <w:br/>
-        <w:t xml:space="preserve">    - **Score**: 0 points</w:t>
+        <w:t xml:space="preserve">Score: 0  </w:t>
         <w:br/>
-        <w:t xml:space="preserve">    - **Findings**: Unspecified.</w:t>
+        <w:t>Evidence: No information provided on the operation of food trucks on private property.</w:t>
         <w:br/>
         <w:br/>
-        <w:t>18. **Operating on Private Property**</w:t>
+        <w:t xml:space="preserve">Proximity to Other Food Services  </w:t>
         <w:br/>
-        <w:t xml:space="preserve">    - **Score**: 1 point</w:t>
+        <w:t xml:space="preserve">Score: 0  </w:t>
         <w:br/>
-        <w:t xml:space="preserve">    - **Findings**: Allowed with restrictions.</w:t>
+        <w:t>Evidence: No information provided about proximity restrictions to other food services.</w:t>
         <w:br/>
         <w:br/>
-        <w:t>19. **Proximity Restrictions to Food Service Businesses**</w:t>
+        <w:t xml:space="preserve">Proximity to Non-Food Services  </w:t>
         <w:br/>
-        <w:t xml:space="preserve">    - **Score**: 0 points</w:t>
+        <w:t xml:space="preserve">Score: 0  </w:t>
         <w:br/>
-        <w:t xml:space="preserve">    - **Findings**: Limited by proximity requirements.</w:t>
+        <w:t>Evidence: No information provided about proximity restrictions to non-food services.</w:t>
         <w:br/>
         <w:br/>
-        <w:t>20. **Proximity Restrictions to Non-Food Service Businesses**</w:t>
+        <w:t xml:space="preserve">Limit on Food Trucks in a Geographic Area  </w:t>
         <w:br/>
-        <w:t xml:space="preserve">    - **Score**: 0 points</w:t>
+        <w:t xml:space="preserve">Score: 0  </w:t>
         <w:br/>
-        <w:t xml:space="preserve">    - **Findings**: Limited by proximity requirements to certain institutions.</w:t>
+        <w:t>Evidence: No data on limitations of the number of trucks in a given area, although some restrictions within BIAs are noted.</w:t>
         <w:br/>
         <w:br/>
-        <w:t>21. **Limitation on Number of Food Trucks**</w:t>
+        <w:t xml:space="preserve">Designated Parking Locations  </w:t>
         <w:br/>
-        <w:t xml:space="preserve">    - **Score**: 0 points</w:t>
+        <w:t xml:space="preserve">Score: 0  </w:t>
         <w:br/>
-        <w:t xml:space="preserve">    - **Findings**: Limited by geographic and zone restrictions.</w:t>
+        <w:t>Evidence: No specific designation of parking spaces or maps for food trucks explained.</w:t>
         <w:br/>
         <w:br/>
-        <w:t>22. **Designated Parking Locations**</w:t>
+        <w:t xml:space="preserve">Private Property Additional Restrictions  </w:t>
         <w:br/>
-        <w:t xml:space="preserve">    - **Score**: 1 point</w:t>
+        <w:t xml:space="preserve">Score: 0  </w:t>
         <w:br/>
-        <w:t xml:space="preserve">    - **Findings**: Designated locations provided through a map and document.</w:t>
+        <w:t>Evidence: No information provided on additional restrictions beyond property owner permission.</w:t>
         <w:br/>
         <w:br/>
-        <w:t>23. **Additional Restrictions for Private Property Operation**</w:t>
+        <w:t xml:space="preserve">Food Safety Inspection Authority  </w:t>
         <w:br/>
-        <w:t xml:space="preserve">    - **Score**: 0 points</w:t>
+        <w:t xml:space="preserve">Score: 1  </w:t>
         <w:br/>
-        <w:t xml:space="preserve">    - **Findings**: Unspecified.</w:t>
+        <w:t>Evidence: Board of Health Approval mentioned but without a direct link.</w:t>
         <w:br/>
         <w:br/>
-        <w:t>24. **Local Authority for Food Safety Inspections**</w:t>
+        <w:t xml:space="preserve">Food Safety Inspection Authority Link  </w:t>
         <w:br/>
-        <w:t xml:space="preserve">    - **Score**: 2 points</w:t>
+        <w:t xml:space="preserve">Score: 1  </w:t>
         <w:br/>
-        <w:t xml:space="preserve">    - **Findings**: Municipality names the authority and provides links with relevant information.</w:t>
+        <w:t>Evidence: Board of Health Approval mentioned, directing to www.wechu.org.</w:t>
         <w:br/>
         <w:br/>
-        <w:t>25. **Insurance Requirements**</w:t>
+        <w:t xml:space="preserve">Insurance Requirements  </w:t>
         <w:br/>
-        <w:t xml:space="preserve">    - **Score**: 2 points</w:t>
+        <w:t xml:space="preserve">Score: 2  </w:t>
         <w:br/>
-        <w:t xml:space="preserve">    - **Findings**: Municipality details insurance requirements, providing information about coverage needs.</w:t>
+        <w:t>Evidence: Detailed information provided on insurance requirements, including Commercial General Liability Insurance.</w:t>
         <w:br/>
         <w:br/>
-        <w:t>26. **Physical Requirements for Trucks (Interior)**</w:t>
+        <w:t xml:space="preserve">Physical Requirements for Safe and Sanitary Operations  </w:t>
         <w:br/>
-        <w:t xml:space="preserve">    - **Score**: 0 points</w:t>
+        <w:t xml:space="preserve">Score: 0  </w:t>
         <w:br/>
-        <w:t xml:space="preserve">    - **Findings**: Unspecified.</w:t>
+        <w:t>Evidence: No specific interior physical requirements outlined.</w:t>
         <w:br/>
         <w:br/>
-        <w:t>27. **Exterior Appearance Requirements**</w:t>
+        <w:t xml:space="preserve">Exterior Appearance Guidelines  </w:t>
         <w:br/>
-        <w:t xml:space="preserve">    - **Score**: 0 points</w:t>
+        <w:t xml:space="preserve">Score: 0  </w:t>
         <w:br/>
-        <w:t xml:space="preserve">    - **Findings**: Unspecified.</w:t>
+        <w:t>Evidence: No guidelines provided on the exterior appearance of food trucks.</w:t>
         <w:br/>
         <w:br/>
-        <w:t>#### Recommendations for Improvement</w:t>
+        <w:t xml:space="preserve">3. Total Score  </w:t>
         <w:br/>
-        <w:t>- Develop and host a dedicated webpage specifically for food trucks to centralize all related information.</w:t>
-        <w:br/>
-        <w:t>- Provide a detailed application checklist to assist food truck owners in understanding all necessary steps and documentation.</w:t>
-        <w:br/>
-        <w:t>- Create a comprehensive operational guide to streamline the licensing process.</w:t>
-        <w:br/>
-        <w:t>- Enhance accessibility features for all online information and bylaw documentation.</w:t>
-        <w:br/>
-        <w:t>- Clearly specify fees associated with on-street parking for food trucks.</w:t>
-        <w:br/>
-        <w:t>- Define and publish clear noise and traffic regulation impacts on food truck operating hours.</w:t>
-        <w:br/>
-        <w:t>- Review and revise proximity restrictions to ensure equitable opportunities for food trucks near both food service and non-food service businesses.</w:t>
-        <w:br/>
-        <w:t>- Provide further clarity on exterior and interior requirements for food trucks to ensure compliance while operating.</w:t>
+        <w:t>Total Score: 7 / 38</w:t>
         <w:br/>
         <w:br/>
-        <w:t>#### Contact Information</w:t>
+        <w:t xml:space="preserve">4. Key Findings  </w:t>
         <w:br/>
-        <w:t>- Licensing Division Contact: licences@citywindsor.ca</w:t>
+        <w:t xml:space="preserve">- No centralized webpage or section for food truck-specific information found.  </w:t>
         <w:br/>
-        <w:t>- Hours: 8:30 a.m. to 4:30 p.m., Monday to Friday (except holidays)</w:t>
+        <w:t xml:space="preserve">- Application requirements articulated, but application checklist simplicity is lacking.  </w:t>
         <w:br/>
-        <w:t>- Phone: For general information, call 311; detailed inquiries, call (519) 255-6200.</w:t>
+        <w:t xml:space="preserve">- Detailed insurance requirements provided.  </w:t>
+        <w:br/>
+        <w:t xml:space="preserve">- Links to Board of Health for health inspection guidelines present.  </w:t>
+        <w:br/>
+        <w:t>- Proximity and geographic limitations are not specified.</w:t>
         <w:br/>
         <w:br/>
-        <w:t>This report highlights key areas that can be improved to foster a more supportive environment for food truck businesses in Windsor, Ontario.</w:t>
+        <w:t xml:space="preserve">5. Recommendations  </w:t>
+        <w:br/>
+        <w:t xml:space="preserve">- Develop a dedicated webpage for food trucks, including all necessary information and documents.  </w:t>
+        <w:br/>
+        <w:t xml:space="preserve">- Provide a comprehensive and easy-to-understand application checklist specifically designed for food trucks.  </w:t>
+        <w:br/>
+        <w:t xml:space="preserve">- Consider including detailed penalty information to inform vendors about non-compliance consequences.  </w:t>
+        <w:br/>
+        <w:t xml:space="preserve">- Clarify rules on parking and operating hours to facilitate vendor planning and compliance.  </w:t>
+        <w:br/>
+        <w:t>- Include explicit information on proximity restrictions related to other food service and non-food service-related businesses.</w:t>
       </w:r>
     </w:p>
     <w:sectPr>
